--- a/docs/Note_on_damped_symplectic_Euler_integrator.docx
+++ b/docs/Note_on_damped_symplectic_Euler_integrator.docx
@@ -78,8 +78,341 @@
         <w:t xml:space="preserve"> – position and momentum.</w:t>
       </w:r>
     </w:p>
+    <w:p>
+      <w:pPr>
+        <w:rPr>
+          <w:rFonts w:eastAsiaTheme="minorEastAsia"/>
+        </w:rPr>
+      </w:pPr>
+      <w:r>
+        <w:rPr>
+          <w:rFonts w:eastAsiaTheme="minorEastAsia"/>
+        </w:rPr>
+        <w:t>The dynamics is governed by Hamilton equations:</w:t>
+      </w:r>
+    </w:p>
+    <w:p>
+      <w:pPr>
+        <w:rPr>
+          <w:rFonts w:eastAsiaTheme="minorEastAsia"/>
+        </w:rPr>
+      </w:pPr>
+    </w:p>
+    <w:p>
+      <w:pPr>
+        <w:rPr>
+          <w:rFonts w:eastAsiaTheme="minorEastAsia"/>
+        </w:rPr>
+      </w:pPr>
+      <m:oMath>
+        <m:acc>
+          <m:accPr>
+            <m:chr m:val="̇"/>
+            <m:ctrlPr>
+              <w:rPr>
+                <w:rFonts w:ascii="Cambria Math" w:hAnsi="Cambria Math"/>
+                <w:i/>
+              </w:rPr>
+            </m:ctrlPr>
+          </m:accPr>
+          <m:e>
+            <m:r>
+              <w:rPr>
+                <w:rFonts w:ascii="Cambria Math" w:hAnsi="Cambria Math"/>
+              </w:rPr>
+              <m:t>q</m:t>
+            </m:r>
+          </m:e>
+        </m:acc>
+        <m:r>
+          <w:rPr>
+            <w:rFonts w:ascii="Cambria Math" w:hAnsi="Cambria Math"/>
+          </w:rPr>
+          <m:t>=</m:t>
+        </m:r>
+        <m:f>
+          <m:fPr>
+            <m:ctrlPr>
+              <w:rPr>
+                <w:rFonts w:ascii="Cambria Math" w:hAnsi="Cambria Math"/>
+                <w:i/>
+              </w:rPr>
+            </m:ctrlPr>
+          </m:fPr>
+          <m:num>
+            <m:r>
+              <w:rPr>
+                <w:rFonts w:ascii="Cambria Math" w:hAnsi="Cambria Math"/>
+              </w:rPr>
+              <m:t>∂H</m:t>
+            </m:r>
+          </m:num>
+          <m:den>
+            <m:r>
+              <w:rPr>
+                <w:rFonts w:ascii="Cambria Math" w:hAnsi="Cambria Math"/>
+              </w:rPr>
+              <m:t>∂p</m:t>
+            </m:r>
+          </m:den>
+        </m:f>
+      </m:oMath>
+      <w:r>
+        <w:rPr>
+          <w:rFonts w:eastAsiaTheme="minorEastAsia"/>
+        </w:rPr>
+        <w:t xml:space="preserve">, </w:t>
+      </w:r>
+      <m:oMath>
+        <m:acc>
+          <m:accPr>
+            <m:chr m:val="̇"/>
+            <m:ctrlPr>
+              <w:rPr>
+                <w:rFonts w:ascii="Cambria Math" w:hAnsi="Cambria Math"/>
+                <w:i/>
+              </w:rPr>
+            </m:ctrlPr>
+          </m:accPr>
+          <m:e>
+            <m:r>
+              <w:rPr>
+                <w:rFonts w:ascii="Cambria Math" w:hAnsi="Cambria Math"/>
+              </w:rPr>
+              <m:t>p</m:t>
+            </m:r>
+          </m:e>
+        </m:acc>
+        <m:r>
+          <w:rPr>
+            <w:rFonts w:ascii="Cambria Math" w:hAnsi="Cambria Math"/>
+          </w:rPr>
+          <m:t>=</m:t>
+        </m:r>
+        <m:f>
+          <m:fPr>
+            <m:ctrlPr>
+              <w:rPr>
+                <w:rFonts w:ascii="Cambria Math" w:hAnsi="Cambria Math"/>
+                <w:i/>
+              </w:rPr>
+            </m:ctrlPr>
+          </m:fPr>
+          <m:num>
+            <m:r>
+              <w:rPr>
+                <w:rFonts w:ascii="Cambria Math" w:hAnsi="Cambria Math"/>
+              </w:rPr>
+              <m:t>∂H</m:t>
+            </m:r>
+          </m:num>
+          <m:den>
+            <m:r>
+              <w:rPr>
+                <w:rFonts w:ascii="Cambria Math" w:hAnsi="Cambria Math"/>
+              </w:rPr>
+              <m:t>∂</m:t>
+            </m:r>
+            <m:r>
+              <w:rPr>
+                <w:rFonts w:ascii="Cambria Math" w:hAnsi="Cambria Math"/>
+              </w:rPr>
+              <m:t>q</m:t>
+            </m:r>
+          </m:den>
+        </m:f>
+      </m:oMath>
+    </w:p>
+    <w:p>
+      <w:pPr>
+        <w:rPr>
+          <w:rFonts w:eastAsiaTheme="minorEastAsia"/>
+        </w:rPr>
+      </w:pPr>
+    </w:p>
+    <w:p>
+      <w:pPr>
+        <w:pStyle w:val="Heading2"/>
+        <w:rPr>
+          <w:rFonts w:eastAsiaTheme="minorEastAsia"/>
+        </w:rPr>
+      </w:pPr>
+      <w:r>
+        <w:rPr>
+          <w:rFonts w:eastAsiaTheme="minorEastAsia"/>
+        </w:rPr>
+        <w:t>Symplectic form</w:t>
+      </w:r>
+    </w:p>
+    <w:p>
+      <w:pPr>
+        <w:rPr>
+          <w:rFonts w:eastAsiaTheme="minorEastAsia"/>
+        </w:rPr>
+      </w:pPr>
+    </w:p>
+    <w:p>
+      <w:r>
+        <w:t xml:space="preserve">On a </w:t>
+      </w:r>
+      <m:oMath>
+        <m:r>
+          <w:rPr>
+            <w:rFonts w:ascii="Cambria Math" w:hAnsi="Cambria Math"/>
+          </w:rPr>
+          <m:t>2n</m:t>
+        </m:r>
+      </m:oMath>
+      <w:r>
+        <w:t xml:space="preserve">-dimensional phase space </w:t>
+      </w:r>
+      <m:oMath>
+        <m:r>
+          <m:rPr>
+            <m:scr m:val="script"/>
+          </m:rPr>
+          <w:rPr>
+            <w:rFonts w:ascii="Cambria Math" w:hAnsi="Cambria Math"/>
+          </w:rPr>
+          <m:t>M</m:t>
+        </m:r>
+      </m:oMath>
+      <w:r>
+        <w:rPr>
+          <w:rFonts w:eastAsiaTheme="minorEastAsia"/>
+        </w:rPr>
+        <w:t xml:space="preserve"> with local coordinates </w:t>
+      </w:r>
+      <w:r>
+        <w:rPr>
+          <w:rFonts w:eastAsiaTheme="minorEastAsia"/>
+        </w:rPr>
+        <w:t xml:space="preserve">the canonical symplectic form is the 2-form </w:t>
+      </w:r>
+    </w:p>
     <w:p/>
-    <w:p/>
+    <w:p>
+      <w:pPr>
+        <w:rPr>
+          <w:rFonts w:eastAsiaTheme="minorEastAsia"/>
+        </w:rPr>
+      </w:pPr>
+      <m:oMath>
+        <m:r>
+          <w:rPr>
+            <w:rFonts w:ascii="Cambria Math" w:hAnsi="Cambria Math"/>
+          </w:rPr>
+          <m:t>ω=</m:t>
+        </m:r>
+        <m:nary>
+          <m:naryPr>
+            <m:chr m:val="∑"/>
+            <m:limLoc m:val="undOvr"/>
+            <m:ctrlPr>
+              <w:rPr>
+                <w:rFonts w:ascii="Cambria Math" w:hAnsi="Cambria Math"/>
+                <w:i/>
+              </w:rPr>
+            </m:ctrlPr>
+          </m:naryPr>
+          <m:sub>
+            <m:r>
+              <w:rPr>
+                <w:rFonts w:ascii="Cambria Math" w:hAnsi="Cambria Math"/>
+              </w:rPr>
+              <m:t>i=1</m:t>
+            </m:r>
+          </m:sub>
+          <m:sup>
+            <m:r>
+              <w:rPr>
+                <w:rFonts w:ascii="Cambria Math" w:hAnsi="Cambria Math"/>
+              </w:rPr>
+              <m:t>n</m:t>
+            </m:r>
+          </m:sup>
+          <m:e>
+            <m:r>
+              <w:rPr>
+                <w:rFonts w:ascii="Cambria Math" w:hAnsi="Cambria Math"/>
+              </w:rPr>
+              <m:t>d</m:t>
+            </m:r>
+            <m:sSup>
+              <m:sSupPr>
+                <m:ctrlPr>
+                  <w:rPr>
+                    <w:rFonts w:ascii="Cambria Math" w:hAnsi="Cambria Math"/>
+                    <w:i/>
+                  </w:rPr>
+                </m:ctrlPr>
+              </m:sSupPr>
+              <m:e>
+                <m:r>
+                  <w:rPr>
+                    <w:rFonts w:ascii="Cambria Math" w:hAnsi="Cambria Math"/>
+                  </w:rPr>
+                  <m:t>q</m:t>
+                </m:r>
+              </m:e>
+              <m:sup>
+                <m:r>
+                  <w:rPr>
+                    <w:rFonts w:ascii="Cambria Math" w:hAnsi="Cambria Math"/>
+                  </w:rPr>
+                  <m:t>i</m:t>
+                </m:r>
+              </m:sup>
+            </m:sSup>
+            <m:r>
+              <w:rPr>
+                <w:rFonts w:ascii="Cambria Math" w:hAnsi="Cambria Math"/>
+              </w:rPr>
+              <m:t>∧d</m:t>
+            </m:r>
+            <m:sSub>
+              <m:sSubPr>
+                <m:ctrlPr>
+                  <w:rPr>
+                    <w:rFonts w:ascii="Cambria Math" w:hAnsi="Cambria Math"/>
+                    <w:i/>
+                  </w:rPr>
+                </m:ctrlPr>
+              </m:sSubPr>
+              <m:e>
+                <m:r>
+                  <w:rPr>
+                    <w:rFonts w:ascii="Cambria Math" w:hAnsi="Cambria Math"/>
+                  </w:rPr>
+                  <m:t>p</m:t>
+                </m:r>
+              </m:e>
+              <m:sub>
+                <m:r>
+                  <w:rPr>
+                    <w:rFonts w:ascii="Cambria Math" w:hAnsi="Cambria Math"/>
+                  </w:rPr>
+                  <m:t>i</m:t>
+                </m:r>
+              </m:sub>
+            </m:sSub>
+          </m:e>
+        </m:nary>
+      </m:oMath>
+      <w:r>
+        <w:rPr>
+          <w:rFonts w:eastAsiaTheme="minorEastAsia"/>
+        </w:rPr>
+        <w:t xml:space="preserve"> </w:t>
+      </w:r>
+    </w:p>
+    <w:p>
+      <w:pPr>
+        <w:rPr>
+          <w:rFonts w:eastAsiaTheme="minorEastAsia"/>
+        </w:rPr>
+      </w:pPr>
+    </w:p>
     <w:p/>
     <w:sectPr>
       <w:pgSz w:w="12240" w:h="15840"/>
@@ -525,7 +858,6 @@
     <w:next w:val="Normal"/>
     <w:link w:val="Heading2Char"/>
     <w:uiPriority w:val="9"/>
-    <w:semiHidden/>
     <w:unhideWhenUsed/>
     <w:qFormat/>
     <w:rsid w:val="00346E9D"/>
@@ -739,7 +1071,6 @@
     <w:basedOn w:val="DefaultParagraphFont"/>
     <w:link w:val="Heading2"/>
     <w:uiPriority w:val="9"/>
-    <w:semiHidden/>
     <w:rsid w:val="00346E9D"/>
     <w:rPr>
       <w:rFonts w:ascii="Calibri Light" w:eastAsiaTheme="majorEastAsia" w:hAnsi="Calibri Light" w:cstheme="majorBidi"/>
